--- a/DESTINATION-NIGERIA-BRAND-KIT/09_DOCUMENT_TEMPLATES/LETTERHEAD/DN_Letterhead_Standard_A4.docx
+++ b/DESTINATION-NIGERIA-BRAND-KIT/09_DOCUMENT_TEMPLATES/LETTERHEAD/DN_Letterhead_Standard_A4.docx
@@ -23,7 +23,7 @@
   <w:p>
     <w:pPr>
       <w:pBdr>
-        <w:top w:val="single" w:sz="4" w:space="6" w:color="A9BFA9"/>
+        <w:top w:val="single" w:sz="4" w:space="6" w:color="E7DFCF"/>
       </w:pBdr>
       <w:tabs>
         <w:tab w:pos="9298" w:val="right"/>
@@ -45,24 +45,8 @@
         <w:color w:val="5F6662"/>
         <w:sz w:val="15"/>
       </w:rPr>
-      <w:t xml:space="preserve">  ·  </w:t>
+      <w:t xml:space="preserve">   </w:t>
     </w:r>
-    <w:sdt>
-      <w:sdtPr>
-        <w:alias w:val="website"/>
-        <w:tag w:val="website"/>
-        <w:text/>
-      </w:sdtPr>
-      <w:sdtContent>
-        <w:r>
-          <w:rPr>
-            <w:color w:val="5F6662"/>
-            <w:sz w:val="15"/>
-          </w:rPr>
-          <w:t xml:space="preserve">[website]</w:t>
-        </w:r>
-      </w:sdtContent>
-    </w:sdt>
     <w:r>
       <w:rPr>
         <w:b w:val="0"/>
@@ -70,24 +54,8 @@
         <w:color w:val="5F6662"/>
         <w:sz w:val="15"/>
       </w:rPr>
-      <w:t xml:space="preserve">  ·  </w:t>
+      <w:t>destinationnigeria.org   info@destinationnigeria.org   +234 909 884 3308</w:t>
     </w:r>
-    <w:sdt>
-      <w:sdtPr>
-        <w:alias w:val="email"/>
-        <w:tag w:val="email"/>
-        <w:text/>
-      </w:sdtPr>
-      <w:sdtContent>
-        <w:r>
-          <w:rPr>
-            <w:color w:val="5F6662"/>
-            <w:sz w:val="15"/>
-          </w:rPr>
-          <w:t xml:space="preserve">[email]</w:t>
-        </w:r>
-      </w:sdtContent>
-    </w:sdt>
     <w:r>
       <w:rPr>
         <w:b w:val="0"/>
@@ -127,24 +95,17 @@
         <w:color w:val="103428"/>
         <w:sz w:val="15"/>
       </w:rPr>
-      <w:t xml:space="preserve">Destination Nigeria  ·  </w:t>
+      <w:t>Destination Nigeria</w:t>
     </w:r>
-    <w:sdt>
-      <w:sdtPr>
-        <w:alias w:val="Registered name / statutory line — verified wording only"/>
-        <w:tag w:val="statutory"/>
-        <w:text/>
-      </w:sdtPr>
-      <w:sdtContent>
-        <w:r>
-          <w:rPr>
-            <w:color w:val="5F6662"/>
-            <w:sz w:val="15"/>
-          </w:rPr>
-          <w:t xml:space="preserve">[Registered name / statutory line — verified wording only]</w:t>
-        </w:r>
-      </w:sdtContent>
-    </w:sdt>
+    <w:r>
+      <w:rPr>
+        <w:b w:val="0"/>
+        <w:i w:val="0"/>
+        <w:color w:val="5F6662"/>
+        <w:sz w:val="15"/>
+      </w:rPr>
+      <w:t xml:space="preserve">   Experience. Invest. Explore.</w:t>
+    </w:r>
   </w:p>
 </w:ftr>
 </file>
@@ -198,88 +159,45 @@
       <w:spacing w:after="0"/>
       <w:jc w:val="right"/>
     </w:pPr>
-    <w:sdt>
-      <w:sdtPr>
-        <w:alias w:val="Verified postal address"/>
-        <w:tag w:val="verified_postal_address"/>
-        <w:text/>
-      </w:sdtPr>
-      <w:sdtContent>
-        <w:r>
-          <w:rPr>
-            <w:color w:val="5F6662"/>
-            <w:sz w:val="15"/>
-          </w:rPr>
-          <w:t xml:space="preserve">[Verified postal address]</w:t>
-        </w:r>
-      </w:sdtContent>
-    </w:sdt>
+    <w:r>
+      <w:rPr>
+        <w:b w:val="0"/>
+        <w:i w:val="0"/>
+        <w:color w:val="5F6662"/>
+        <w:sz w:val="15"/>
+      </w:rPr>
+      <w:t>+234 909 884 3308</w:t>
+    </w:r>
   </w:p>
   <w:p>
     <w:pPr>
       <w:spacing w:after="0"/>
       <w:jc w:val="right"/>
     </w:pPr>
-    <w:sdt>
-      <w:sdtPr>
-        <w:alias w:val="Telephone"/>
-        <w:tag w:val="telephone"/>
-        <w:text/>
-      </w:sdtPr>
-      <w:sdtContent>
-        <w:r>
-          <w:rPr>
-            <w:color w:val="5F6662"/>
-            <w:sz w:val="15"/>
-          </w:rPr>
-          <w:t xml:space="preserve">[Telephone]</w:t>
-        </w:r>
-      </w:sdtContent>
-    </w:sdt>
+    <w:r>
+      <w:rPr>
+        <w:b w:val="0"/>
+        <w:i w:val="0"/>
+        <w:color w:val="5F6662"/>
+        <w:sz w:val="15"/>
+      </w:rPr>
+      <w:t>info@destinationnigeria.org</w:t>
+    </w:r>
   </w:p>
   <w:p>
     <w:pPr>
       <w:spacing w:after="0"/>
       <w:jc w:val="right"/>
     </w:pPr>
-    <w:sdt>
-      <w:sdtPr>
-        <w:alias w:val="Email"/>
-        <w:tag w:val="email"/>
-        <w:text/>
-      </w:sdtPr>
-      <w:sdtContent>
-        <w:r>
-          <w:rPr>
-            <w:color w:val="5F6662"/>
-            <w:sz w:val="15"/>
-          </w:rPr>
-          <w:t xml:space="preserve">[Email]</w:t>
-        </w:r>
-      </w:sdtContent>
-    </w:sdt>
-  </w:p>
-  <w:p>
-    <w:pPr>
-      <w:spacing w:after="0"/>
-      <w:jc w:val="right"/>
-    </w:pPr>
-    <w:sdt>
-      <w:sdtPr>
-        <w:alias w:val="Website"/>
-        <w:tag w:val="website"/>
-        <w:text/>
-      </w:sdtPr>
-      <w:sdtContent>
-        <w:r>
-          <w:rPr>
-            <w:color w:val="5F6662"/>
-            <w:sz w:val="15"/>
-          </w:rPr>
-          <w:t xml:space="preserve">[Website]</w:t>
-        </w:r>
-      </w:sdtContent>
-    </w:sdt>
+    <w:r>
+      <w:rPr>
+        <w:b w:val="0"/>
+        <w:i w:val="0"/>
+        <w:color w:val="5F6662"/>
+        <w:sz w:val="15"/>
+      </w:rPr>
+      <w:t>destinationnigeria.org</w:t>
+    </w:r>
   </w:p>
 </w:hdr>
 </file>
@@ -333,7 +251,7 @@
         <w:caps/>
         <w:color w:val="5F6662"/>
         <w:sz w:val="15"/>
-        <w:spacing w:val="24"/>
+        <w:spacing w:val="10"/>
       </w:rPr>
       <w:tab/>
       <w:t>Continued</w:t>
@@ -550,7 +468,7 @@
   <w:docDefaults>
     <w:rPrDefault>
       <w:rPr>
-        <w:rFonts w:asciiTheme="minorHAnsi" w:eastAsiaTheme="minorEastAsia" w:hAnsiTheme="minorHAnsi" w:cstheme="minorBidi"/>
+        <w:rFonts w:ascii="Public Sans" w:hAnsi="Public Sans" w:cs="Public Sans" w:eastAsia="Public Sans"/>
         <w:sz w:val="22"/>
         <w:szCs w:val="22"/>
         <w:lang w:val="en-US" w:eastAsia="en-US" w:bidi="ar-SA"/>
@@ -710,7 +628,7 @@
       <w:spacing w:before="0" w:after="120" w:line="317" w:lineRule="auto"/>
     </w:pPr>
     <w:rPr>
-      <w:rFonts w:ascii="Inter" w:hAnsi="Inter" w:cs="Inter" w:eastAsia="Inter"/>
+      <w:rFonts w:ascii="Public Sans" w:hAnsi="Public Sans" w:cs="Public Sans" w:eastAsia="Public Sans"/>
       <w:b w:val="0"/>
       <w:i w:val="0"/>
       <w:color w:val="1B201E"/>
@@ -772,16 +690,16 @@
     <w:pPr>
       <w:keepNext/>
       <w:keepLines/>
-      <w:spacing w:before="360" w:after="120" w:line="264" w:lineRule="auto"/>
+      <w:spacing w:before="440" w:after="160" w:line="259" w:lineRule="auto"/>
       <w:outlineLvl w:val="0"/>
     </w:pPr>
     <w:rPr>
-      <w:rFonts w:asciiTheme="majorHAnsi" w:eastAsiaTheme="majorEastAsia" w:hAnsiTheme="majorHAnsi" w:cstheme="majorBidi" w:ascii="Playfair Display" w:hAnsi="Playfair Display" w:cs="Playfair Display" w:eastAsia="Playfair Display"/>
+      <w:rFonts w:ascii="Newsreader Display" w:hAnsi="Newsreader Display" w:cs="Newsreader Display" w:eastAsia="Newsreader Display"/>
       <w:b w:val="0"/>
       <w:bCs/>
       <w:i w:val="0"/>
       <w:color w:val="103428"/>
-      <w:sz w:val="40"/>
+      <w:sz w:val="44"/>
       <w:szCs w:val="28"/>
     </w:rPr>
   </w:style>
@@ -801,12 +719,12 @@
       <w:outlineLvl w:val="1"/>
     </w:pPr>
     <w:rPr>
-      <w:rFonts w:asciiTheme="majorHAnsi" w:eastAsiaTheme="majorEastAsia" w:hAnsiTheme="majorHAnsi" w:cstheme="majorBidi" w:ascii="Inter" w:hAnsi="Inter" w:cs="Inter" w:eastAsia="Inter"/>
-      <w:b/>
+      <w:rFonts w:ascii="Newsreader Display" w:hAnsi="Newsreader Display" w:cs="Newsreader Display" w:eastAsia="Newsreader Display"/>
+      <w:b w:val="0"/>
       <w:bCs/>
       <w:i w:val="0"/>
       <w:color w:val="103428"/>
-      <w:sz w:val="25"/>
+      <w:sz w:val="28"/>
       <w:szCs w:val="26"/>
     </w:rPr>
   </w:style>
@@ -826,12 +744,12 @@
       <w:outlineLvl w:val="2"/>
     </w:pPr>
     <w:rPr>
-      <w:rFonts w:asciiTheme="majorHAnsi" w:eastAsiaTheme="majorEastAsia" w:hAnsiTheme="majorHAnsi" w:cstheme="majorBidi" w:ascii="Inter" w:hAnsi="Inter" w:cs="Inter" w:eastAsia="Inter"/>
+      <w:rFonts w:ascii="Public Sans" w:hAnsi="Public Sans" w:cs="Public Sans" w:eastAsia="Public Sans"/>
       <w:b/>
       <w:bCs/>
       <w:i w:val="0"/>
-      <w:color w:val="2C5040"/>
-      <w:sz w:val="20"/>
+      <w:color w:val="103428"/>
+      <w:sz w:val="19"/>
     </w:rPr>
   </w:style>
   <w:style w:type="paragraph" w:styleId="Heading4">
@@ -851,7 +769,7 @@
       <w:outlineLvl w:val="3"/>
     </w:pPr>
     <w:rPr>
-      <w:rFonts w:asciiTheme="majorHAnsi" w:eastAsiaTheme="majorEastAsia" w:hAnsiTheme="majorHAnsi" w:cstheme="majorBidi"/>
+      <w:rFonts w:ascii="Newsreader Display" w:hAnsi="Newsreader Display" w:cs="Newsreader Display"/>
       <w:b/>
       <w:bCs/>
       <w:i/>
@@ -876,7 +794,7 @@
       <w:outlineLvl w:val="4"/>
     </w:pPr>
     <w:rPr>
-      <w:rFonts w:asciiTheme="majorHAnsi" w:eastAsiaTheme="majorEastAsia" w:hAnsiTheme="majorHAnsi" w:cstheme="majorBidi"/>
+      <w:rFonts w:ascii="Newsreader Display" w:hAnsi="Newsreader Display" w:cs="Newsreader Display"/>
       <w:color w:val="243F60" w:themeColor="accent1" w:themeShade="7F"/>
     </w:rPr>
   </w:style>
@@ -897,7 +815,7 @@
       <w:outlineLvl w:val="5"/>
     </w:pPr>
     <w:rPr>
-      <w:rFonts w:asciiTheme="majorHAnsi" w:eastAsiaTheme="majorEastAsia" w:hAnsiTheme="majorHAnsi" w:cstheme="majorBidi"/>
+      <w:rFonts w:ascii="Newsreader Display" w:hAnsi="Newsreader Display" w:cs="Newsreader Display"/>
       <w:i/>
       <w:iCs/>
       <w:color w:val="243F60" w:themeColor="accent1" w:themeShade="7F"/>
@@ -920,7 +838,7 @@
       <w:outlineLvl w:val="6"/>
     </w:pPr>
     <w:rPr>
-      <w:rFonts w:asciiTheme="majorHAnsi" w:eastAsiaTheme="majorEastAsia" w:hAnsiTheme="majorHAnsi" w:cstheme="majorBidi"/>
+      <w:rFonts w:ascii="Newsreader Display" w:hAnsi="Newsreader Display" w:cs="Newsreader Display"/>
       <w:i/>
       <w:iCs/>
       <w:color w:val="404040" w:themeColor="text1" w:themeTint="BF"/>
@@ -943,7 +861,7 @@
       <w:outlineLvl w:val="7"/>
     </w:pPr>
     <w:rPr>
-      <w:rFonts w:asciiTheme="majorHAnsi" w:eastAsiaTheme="majorEastAsia" w:hAnsiTheme="majorHAnsi" w:cstheme="majorBidi"/>
+      <w:rFonts w:ascii="Newsreader Display" w:hAnsi="Newsreader Display" w:cs="Newsreader Display"/>
       <w:color w:val="4F81BD" w:themeColor="accent1"/>
       <w:sz w:val="20"/>
       <w:szCs w:val="20"/>
@@ -966,7 +884,7 @@
       <w:outlineLvl w:val="8"/>
     </w:pPr>
     <w:rPr>
-      <w:rFonts w:asciiTheme="majorHAnsi" w:eastAsiaTheme="majorEastAsia" w:hAnsiTheme="majorHAnsi" w:cstheme="majorBidi"/>
+      <w:rFonts w:ascii="Newsreader Display" w:hAnsi="Newsreader Display" w:cs="Newsreader Display"/>
       <w:i/>
       <w:iCs/>
       <w:color w:val="404040" w:themeColor="text1" w:themeTint="BF"/>
@@ -1017,7 +935,7 @@
     <w:uiPriority w:val="9"/>
     <w:rsid w:val="00FC693F"/>
     <w:rPr>
-      <w:rFonts w:asciiTheme="majorHAnsi" w:eastAsiaTheme="majorEastAsia" w:hAnsiTheme="majorHAnsi" w:cstheme="majorBidi"/>
+      <w:rFonts w:ascii="Newsreader Display" w:hAnsi="Newsreader Display" w:cs="Newsreader Display"/>
       <w:b/>
       <w:bCs/>
       <w:color w:val="365F91" w:themeColor="accent1" w:themeShade="BF"/>
@@ -1032,7 +950,7 @@
     <w:uiPriority w:val="9"/>
     <w:rsid w:val="00FC693F"/>
     <w:rPr>
-      <w:rFonts w:asciiTheme="majorHAnsi" w:eastAsiaTheme="majorEastAsia" w:hAnsiTheme="majorHAnsi" w:cstheme="majorBidi"/>
+      <w:rFonts w:ascii="Newsreader Display" w:hAnsi="Newsreader Display" w:cs="Newsreader Display"/>
       <w:b/>
       <w:bCs/>
       <w:color w:val="4F81BD" w:themeColor="accent1"/>
@@ -1047,7 +965,7 @@
     <w:uiPriority w:val="9"/>
     <w:rsid w:val="00FC693F"/>
     <w:rPr>
-      <w:rFonts w:asciiTheme="majorHAnsi" w:eastAsiaTheme="majorEastAsia" w:hAnsiTheme="majorHAnsi" w:cstheme="majorBidi"/>
+      <w:rFonts w:ascii="Newsreader Display" w:hAnsi="Newsreader Display" w:cs="Newsreader Display"/>
       <w:b/>
       <w:bCs/>
       <w:color w:val="4F81BD" w:themeColor="accent1"/>
@@ -1062,17 +980,17 @@
     <w:qFormat/>
     <w:rsid w:val="00FC693F"/>
     <w:pPr>
-      <w:spacing w:after="160" w:line="252" w:lineRule="auto" w:before="0"/>
+      <w:spacing w:after="200" w:line="245" w:lineRule="auto" w:before="0"/>
       <w:contextualSpacing/>
     </w:pPr>
     <w:rPr>
-      <w:rFonts w:asciiTheme="majorHAnsi" w:eastAsiaTheme="majorEastAsia" w:hAnsiTheme="majorHAnsi" w:cstheme="majorBidi" w:ascii="Playfair Display" w:hAnsi="Playfair Display" w:cs="Playfair Display" w:eastAsia="Playfair Display"/>
+      <w:rFonts w:ascii="Newsreader Display" w:hAnsi="Newsreader Display" w:cs="Newsreader Display" w:eastAsia="Newsreader Display"/>
       <w:b w:val="0"/>
       <w:i w:val="0"/>
       <w:color w:val="103428"/>
       <w:spacing w:val="5"/>
       <w:kern w:val="28"/>
-      <w:sz w:val="60"/>
+      <w:sz w:val="64"/>
       <w:szCs w:val="52"/>
     </w:rPr>
   </w:style>
@@ -1083,7 +1001,7 @@
     <w:uiPriority w:val="10"/>
     <w:rsid w:val="00FC693F"/>
     <w:rPr>
-      <w:rFonts w:asciiTheme="majorHAnsi" w:eastAsiaTheme="majorEastAsia" w:hAnsiTheme="majorHAnsi" w:cstheme="majorBidi"/>
+      <w:rFonts w:ascii="Newsreader Display" w:hAnsi="Newsreader Display" w:cs="Newsreader Display"/>
       <w:color w:val="17365D" w:themeColor="text2" w:themeShade="BF"/>
       <w:spacing w:val="5"/>
       <w:kern w:val="28"/>
@@ -1106,13 +1024,13 @@
       <w:spacing w:before="0" w:after="240" w:line="312" w:lineRule="auto"/>
     </w:pPr>
     <w:rPr>
-      <w:rFonts w:asciiTheme="majorHAnsi" w:eastAsiaTheme="majorEastAsia" w:hAnsiTheme="majorHAnsi" w:cstheme="majorBidi" w:ascii="Source Serif 4" w:hAnsi="Source Serif 4" w:cs="Source Serif 4" w:eastAsia="Source Serif 4"/>
+      <w:rFonts w:ascii="Newsreader Text" w:hAnsi="Newsreader Text" w:cs="Newsreader Text" w:eastAsia="Newsreader Text"/>
       <w:b w:val="0"/>
       <w:i w:val="0"/>
       <w:iCs/>
-      <w:color w:val="2C5040"/>
+      <w:color w:val="5F6662"/>
       <w:spacing w:val="15"/>
-      <w:sz w:val="28"/>
+      <w:sz w:val="26"/>
       <w:szCs w:val="24"/>
     </w:rPr>
   </w:style>
@@ -1123,7 +1041,7 @@
     <w:uiPriority w:val="11"/>
     <w:rsid w:val="00FC693F"/>
     <w:rPr>
-      <w:rFonts w:asciiTheme="majorHAnsi" w:eastAsiaTheme="majorEastAsia" w:hAnsiTheme="majorHAnsi" w:cstheme="majorBidi"/>
+      <w:rFonts w:ascii="Newsreader Display" w:hAnsi="Newsreader Display" w:cs="Newsreader Display"/>
       <w:i/>
       <w:iCs/>
       <w:color w:val="4F81BD" w:themeColor="accent1"/>
@@ -1252,7 +1170,7 @@
       <w:contextualSpacing/>
     </w:pPr>
     <w:rPr>
-      <w:rFonts w:ascii="Inter" w:hAnsi="Inter" w:cs="Inter" w:eastAsia="Inter"/>
+      <w:rFonts w:ascii="Public Sans" w:hAnsi="Public Sans" w:cs="Public Sans" w:eastAsia="Public Sans"/>
       <w:b w:val="0"/>
       <w:i w:val="0"/>
       <w:color w:val="1B201E"/>
@@ -1299,7 +1217,7 @@
       <w:contextualSpacing/>
     </w:pPr>
     <w:rPr>
-      <w:rFonts w:ascii="Inter" w:hAnsi="Inter" w:cs="Inter" w:eastAsia="Inter"/>
+      <w:rFonts w:ascii="Public Sans" w:hAnsi="Public Sans" w:cs="Public Sans" w:eastAsia="Public Sans"/>
       <w:b w:val="0"/>
       <w:i w:val="0"/>
       <w:color w:val="1B201E"/>
@@ -1415,12 +1333,12 @@
       <w:spacing w:before="240" w:after="240" w:line="324" w:lineRule="auto"/>
     </w:pPr>
     <w:rPr>
-      <w:rFonts w:ascii="Source Serif 4" w:hAnsi="Source Serif 4" w:cs="Source Serif 4" w:eastAsia="Source Serif 4"/>
+      <w:rFonts w:ascii="Newsreader Display" w:hAnsi="Newsreader Display" w:cs="Newsreader Display" w:eastAsia="Newsreader Display"/>
       <w:b w:val="0"/>
       <w:i/>
       <w:iCs/>
       <w:color w:val="103428"/>
-      <w:sz w:val="28"/>
+      <w:sz w:val="32"/>
     </w:rPr>
   </w:style>
   <w:style w:type="character" w:customStyle="1" w:styleId="QuoteChar">
@@ -1443,7 +1361,7 @@
     <w:semiHidden/>
     <w:rsid w:val="00FC693F"/>
     <w:rPr>
-      <w:rFonts w:asciiTheme="majorHAnsi" w:eastAsiaTheme="majorEastAsia" w:hAnsiTheme="majorHAnsi" w:cstheme="majorBidi"/>
+      <w:rFonts w:ascii="Newsreader Display" w:hAnsi="Newsreader Display" w:cs="Newsreader Display"/>
       <w:b/>
       <w:bCs/>
       <w:i/>
@@ -1459,7 +1377,7 @@
     <w:semiHidden/>
     <w:rsid w:val="00FC693F"/>
     <w:rPr>
-      <w:rFonts w:asciiTheme="majorHAnsi" w:eastAsiaTheme="majorEastAsia" w:hAnsiTheme="majorHAnsi" w:cstheme="majorBidi"/>
+      <w:rFonts w:ascii="Newsreader Display" w:hAnsi="Newsreader Display" w:cs="Newsreader Display"/>
       <w:color w:val="243F60" w:themeColor="accent1" w:themeShade="7F"/>
     </w:rPr>
   </w:style>
@@ -1471,7 +1389,7 @@
     <w:semiHidden/>
     <w:rsid w:val="00FC693F"/>
     <w:rPr>
-      <w:rFonts w:asciiTheme="majorHAnsi" w:eastAsiaTheme="majorEastAsia" w:hAnsiTheme="majorHAnsi" w:cstheme="majorBidi"/>
+      <w:rFonts w:ascii="Newsreader Display" w:hAnsi="Newsreader Display" w:cs="Newsreader Display"/>
       <w:i/>
       <w:iCs/>
       <w:color w:val="243F60" w:themeColor="accent1" w:themeShade="7F"/>
@@ -1485,7 +1403,7 @@
     <w:semiHidden/>
     <w:rsid w:val="00FC693F"/>
     <w:rPr>
-      <w:rFonts w:asciiTheme="majorHAnsi" w:eastAsiaTheme="majorEastAsia" w:hAnsiTheme="majorHAnsi" w:cstheme="majorBidi"/>
+      <w:rFonts w:ascii="Newsreader Display" w:hAnsi="Newsreader Display" w:cs="Newsreader Display"/>
       <w:i/>
       <w:iCs/>
       <w:color w:val="404040" w:themeColor="text1" w:themeTint="BF"/>
@@ -1499,7 +1417,7 @@
     <w:semiHidden/>
     <w:rsid w:val="00FC693F"/>
     <w:rPr>
-      <w:rFonts w:asciiTheme="majorHAnsi" w:eastAsiaTheme="majorEastAsia" w:hAnsiTheme="majorHAnsi" w:cstheme="majorBidi"/>
+      <w:rFonts w:ascii="Newsreader Display" w:hAnsi="Newsreader Display" w:cs="Newsreader Display"/>
       <w:color w:val="4F81BD" w:themeColor="accent1"/>
       <w:sz w:val="20"/>
       <w:szCs w:val="20"/>
@@ -1513,7 +1431,7 @@
     <w:semiHidden/>
     <w:rsid w:val="00FC693F"/>
     <w:rPr>
-      <w:rFonts w:asciiTheme="majorHAnsi" w:eastAsiaTheme="majorEastAsia" w:hAnsiTheme="majorHAnsi" w:cstheme="majorBidi"/>
+      <w:rFonts w:ascii="Newsreader Display" w:hAnsi="Newsreader Display" w:cs="Newsreader Display"/>
       <w:i/>
       <w:iCs/>
       <w:color w:val="404040" w:themeColor="text1" w:themeTint="BF"/>
@@ -1534,7 +1452,7 @@
       <w:spacing w:line="300" w:lineRule="auto" w:before="60" w:after="200"/>
     </w:pPr>
     <w:rPr>
-      <w:rFonts w:ascii="Inter" w:hAnsi="Inter" w:cs="Inter" w:eastAsia="Inter"/>
+      <w:rFonts w:ascii="Public Sans" w:hAnsi="Public Sans" w:cs="Public Sans" w:eastAsia="Public Sans"/>
       <w:b w:val="0"/>
       <w:bCs/>
       <w:i w:val="0"/>
@@ -3104,7 +3022,7 @@
         <w:spacing w:before="0" w:after="0" w:line="240" w:lineRule="auto"/>
       </w:pPr>
       <w:rPr>
-        <w:rFonts w:asciiTheme="majorHAnsi" w:eastAsiaTheme="majorEastAsia" w:hAnsiTheme="majorHAnsi" w:cstheme="majorBidi"/>
+        <w:rFonts w:ascii="Newsreader Display" w:hAnsi="Newsreader Display" w:cs="Newsreader Display"/>
         <w:b/>
         <w:bCs/>
       </w:rPr>
@@ -3125,7 +3043,7 @@
         <w:spacing w:before="0" w:after="0" w:line="240" w:lineRule="auto"/>
       </w:pPr>
       <w:rPr>
-        <w:rFonts w:asciiTheme="majorHAnsi" w:eastAsiaTheme="majorEastAsia" w:hAnsiTheme="majorHAnsi" w:cstheme="majorBidi"/>
+        <w:rFonts w:ascii="Newsreader Display" w:hAnsi="Newsreader Display" w:cs="Newsreader Display"/>
         <w:b/>
         <w:bCs/>
       </w:rPr>
@@ -3143,14 +3061,14 @@
     </w:tblStylePr>
     <w:tblStylePr w:type="firstCol">
       <w:rPr>
-        <w:rFonts w:asciiTheme="majorHAnsi" w:eastAsiaTheme="majorEastAsia" w:hAnsiTheme="majorHAnsi" w:cstheme="majorBidi"/>
+        <w:rFonts w:ascii="Newsreader Display" w:hAnsi="Newsreader Display" w:cs="Newsreader Display"/>
         <w:b/>
         <w:bCs/>
       </w:rPr>
     </w:tblStylePr>
     <w:tblStylePr w:type="lastCol">
       <w:rPr>
-        <w:rFonts w:asciiTheme="majorHAnsi" w:eastAsiaTheme="majorEastAsia" w:hAnsiTheme="majorHAnsi" w:cstheme="majorBidi"/>
+        <w:rFonts w:ascii="Newsreader Display" w:hAnsi="Newsreader Display" w:cs="Newsreader Display"/>
         <w:b/>
         <w:bCs/>
       </w:rPr>
@@ -3234,7 +3152,7 @@
         <w:spacing w:before="0" w:after="0" w:line="240" w:lineRule="auto"/>
       </w:pPr>
       <w:rPr>
-        <w:rFonts w:asciiTheme="majorHAnsi" w:eastAsiaTheme="majorEastAsia" w:hAnsiTheme="majorHAnsi" w:cstheme="majorBidi"/>
+        <w:rFonts w:ascii="Newsreader Display" w:hAnsi="Newsreader Display" w:cs="Newsreader Display"/>
         <w:b/>
         <w:bCs/>
       </w:rPr>
@@ -3255,7 +3173,7 @@
         <w:spacing w:before="0" w:after="0" w:line="240" w:lineRule="auto"/>
       </w:pPr>
       <w:rPr>
-        <w:rFonts w:asciiTheme="majorHAnsi" w:eastAsiaTheme="majorEastAsia" w:hAnsiTheme="majorHAnsi" w:cstheme="majorBidi"/>
+        <w:rFonts w:ascii="Newsreader Display" w:hAnsi="Newsreader Display" w:cs="Newsreader Display"/>
         <w:b/>
         <w:bCs/>
       </w:rPr>
@@ -3273,14 +3191,14 @@
     </w:tblStylePr>
     <w:tblStylePr w:type="firstCol">
       <w:rPr>
-        <w:rFonts w:asciiTheme="majorHAnsi" w:eastAsiaTheme="majorEastAsia" w:hAnsiTheme="majorHAnsi" w:cstheme="majorBidi"/>
+        <w:rFonts w:ascii="Newsreader Display" w:hAnsi="Newsreader Display" w:cs="Newsreader Display"/>
         <w:b/>
         <w:bCs/>
       </w:rPr>
     </w:tblStylePr>
     <w:tblStylePr w:type="lastCol">
       <w:rPr>
-        <w:rFonts w:asciiTheme="majorHAnsi" w:eastAsiaTheme="majorEastAsia" w:hAnsiTheme="majorHAnsi" w:cstheme="majorBidi"/>
+        <w:rFonts w:ascii="Newsreader Display" w:hAnsi="Newsreader Display" w:cs="Newsreader Display"/>
         <w:b/>
         <w:bCs/>
       </w:rPr>
@@ -3364,7 +3282,7 @@
         <w:spacing w:before="0" w:after="0" w:line="240" w:lineRule="auto"/>
       </w:pPr>
       <w:rPr>
-        <w:rFonts w:asciiTheme="majorHAnsi" w:eastAsiaTheme="majorEastAsia" w:hAnsiTheme="majorHAnsi" w:cstheme="majorBidi"/>
+        <w:rFonts w:ascii="Newsreader Display" w:hAnsi="Newsreader Display" w:cs="Newsreader Display"/>
         <w:b/>
         <w:bCs/>
       </w:rPr>
@@ -3385,7 +3303,7 @@
         <w:spacing w:before="0" w:after="0" w:line="240" w:lineRule="auto"/>
       </w:pPr>
       <w:rPr>
-        <w:rFonts w:asciiTheme="majorHAnsi" w:eastAsiaTheme="majorEastAsia" w:hAnsiTheme="majorHAnsi" w:cstheme="majorBidi"/>
+        <w:rFonts w:ascii="Newsreader Display" w:hAnsi="Newsreader Display" w:cs="Newsreader Display"/>
         <w:b/>
         <w:bCs/>
       </w:rPr>
@@ -3403,14 +3321,14 @@
     </w:tblStylePr>
     <w:tblStylePr w:type="firstCol">
       <w:rPr>
-        <w:rFonts w:asciiTheme="majorHAnsi" w:eastAsiaTheme="majorEastAsia" w:hAnsiTheme="majorHAnsi" w:cstheme="majorBidi"/>
+        <w:rFonts w:ascii="Newsreader Display" w:hAnsi="Newsreader Display" w:cs="Newsreader Display"/>
         <w:b/>
         <w:bCs/>
       </w:rPr>
     </w:tblStylePr>
     <w:tblStylePr w:type="lastCol">
       <w:rPr>
-        <w:rFonts w:asciiTheme="majorHAnsi" w:eastAsiaTheme="majorEastAsia" w:hAnsiTheme="majorHAnsi" w:cstheme="majorBidi"/>
+        <w:rFonts w:ascii="Newsreader Display" w:hAnsi="Newsreader Display" w:cs="Newsreader Display"/>
         <w:b/>
         <w:bCs/>
       </w:rPr>
@@ -3494,7 +3412,7 @@
         <w:spacing w:before="0" w:after="0" w:line="240" w:lineRule="auto"/>
       </w:pPr>
       <w:rPr>
-        <w:rFonts w:asciiTheme="majorHAnsi" w:eastAsiaTheme="majorEastAsia" w:hAnsiTheme="majorHAnsi" w:cstheme="majorBidi"/>
+        <w:rFonts w:ascii="Newsreader Display" w:hAnsi="Newsreader Display" w:cs="Newsreader Display"/>
         <w:b/>
         <w:bCs/>
       </w:rPr>
@@ -3515,7 +3433,7 @@
         <w:spacing w:before="0" w:after="0" w:line="240" w:lineRule="auto"/>
       </w:pPr>
       <w:rPr>
-        <w:rFonts w:asciiTheme="majorHAnsi" w:eastAsiaTheme="majorEastAsia" w:hAnsiTheme="majorHAnsi" w:cstheme="majorBidi"/>
+        <w:rFonts w:ascii="Newsreader Display" w:hAnsi="Newsreader Display" w:cs="Newsreader Display"/>
         <w:b/>
         <w:bCs/>
       </w:rPr>
@@ -3533,14 +3451,14 @@
     </w:tblStylePr>
     <w:tblStylePr w:type="firstCol">
       <w:rPr>
-        <w:rFonts w:asciiTheme="majorHAnsi" w:eastAsiaTheme="majorEastAsia" w:hAnsiTheme="majorHAnsi" w:cstheme="majorBidi"/>
+        <w:rFonts w:ascii="Newsreader Display" w:hAnsi="Newsreader Display" w:cs="Newsreader Display"/>
         <w:b/>
         <w:bCs/>
       </w:rPr>
     </w:tblStylePr>
     <w:tblStylePr w:type="lastCol">
       <w:rPr>
-        <w:rFonts w:asciiTheme="majorHAnsi" w:eastAsiaTheme="majorEastAsia" w:hAnsiTheme="majorHAnsi" w:cstheme="majorBidi"/>
+        <w:rFonts w:ascii="Newsreader Display" w:hAnsi="Newsreader Display" w:cs="Newsreader Display"/>
         <w:b/>
         <w:bCs/>
       </w:rPr>
@@ -3624,7 +3542,7 @@
         <w:spacing w:before="0" w:after="0" w:line="240" w:lineRule="auto"/>
       </w:pPr>
       <w:rPr>
-        <w:rFonts w:asciiTheme="majorHAnsi" w:eastAsiaTheme="majorEastAsia" w:hAnsiTheme="majorHAnsi" w:cstheme="majorBidi"/>
+        <w:rFonts w:ascii="Newsreader Display" w:hAnsi="Newsreader Display" w:cs="Newsreader Display"/>
         <w:b/>
         <w:bCs/>
       </w:rPr>
@@ -3645,7 +3563,7 @@
         <w:spacing w:before="0" w:after="0" w:line="240" w:lineRule="auto"/>
       </w:pPr>
       <w:rPr>
-        <w:rFonts w:asciiTheme="majorHAnsi" w:eastAsiaTheme="majorEastAsia" w:hAnsiTheme="majorHAnsi" w:cstheme="majorBidi"/>
+        <w:rFonts w:ascii="Newsreader Display" w:hAnsi="Newsreader Display" w:cs="Newsreader Display"/>
         <w:b/>
         <w:bCs/>
       </w:rPr>
@@ -3663,14 +3581,14 @@
     </w:tblStylePr>
     <w:tblStylePr w:type="firstCol">
       <w:rPr>
-        <w:rFonts w:asciiTheme="majorHAnsi" w:eastAsiaTheme="majorEastAsia" w:hAnsiTheme="majorHAnsi" w:cstheme="majorBidi"/>
+        <w:rFonts w:ascii="Newsreader Display" w:hAnsi="Newsreader Display" w:cs="Newsreader Display"/>
         <w:b/>
         <w:bCs/>
       </w:rPr>
     </w:tblStylePr>
     <w:tblStylePr w:type="lastCol">
       <w:rPr>
-        <w:rFonts w:asciiTheme="majorHAnsi" w:eastAsiaTheme="majorEastAsia" w:hAnsiTheme="majorHAnsi" w:cstheme="majorBidi"/>
+        <w:rFonts w:ascii="Newsreader Display" w:hAnsi="Newsreader Display" w:cs="Newsreader Display"/>
         <w:b/>
         <w:bCs/>
       </w:rPr>
@@ -3754,7 +3672,7 @@
         <w:spacing w:before="0" w:after="0" w:line="240" w:lineRule="auto"/>
       </w:pPr>
       <w:rPr>
-        <w:rFonts w:asciiTheme="majorHAnsi" w:eastAsiaTheme="majorEastAsia" w:hAnsiTheme="majorHAnsi" w:cstheme="majorBidi"/>
+        <w:rFonts w:ascii="Newsreader Display" w:hAnsi="Newsreader Display" w:cs="Newsreader Display"/>
         <w:b/>
         <w:bCs/>
       </w:rPr>
@@ -3775,7 +3693,7 @@
         <w:spacing w:before="0" w:after="0" w:line="240" w:lineRule="auto"/>
       </w:pPr>
       <w:rPr>
-        <w:rFonts w:asciiTheme="majorHAnsi" w:eastAsiaTheme="majorEastAsia" w:hAnsiTheme="majorHAnsi" w:cstheme="majorBidi"/>
+        <w:rFonts w:ascii="Newsreader Display" w:hAnsi="Newsreader Display" w:cs="Newsreader Display"/>
         <w:b/>
         <w:bCs/>
       </w:rPr>
@@ -3793,14 +3711,14 @@
     </w:tblStylePr>
     <w:tblStylePr w:type="firstCol">
       <w:rPr>
-        <w:rFonts w:asciiTheme="majorHAnsi" w:eastAsiaTheme="majorEastAsia" w:hAnsiTheme="majorHAnsi" w:cstheme="majorBidi"/>
+        <w:rFonts w:ascii="Newsreader Display" w:hAnsi="Newsreader Display" w:cs="Newsreader Display"/>
         <w:b/>
         <w:bCs/>
       </w:rPr>
     </w:tblStylePr>
     <w:tblStylePr w:type="lastCol">
       <w:rPr>
-        <w:rFonts w:asciiTheme="majorHAnsi" w:eastAsiaTheme="majorEastAsia" w:hAnsiTheme="majorHAnsi" w:cstheme="majorBidi"/>
+        <w:rFonts w:ascii="Newsreader Display" w:hAnsi="Newsreader Display" w:cs="Newsreader Display"/>
         <w:b/>
         <w:bCs/>
       </w:rPr>
@@ -3884,7 +3802,7 @@
         <w:spacing w:before="0" w:after="0" w:line="240" w:lineRule="auto"/>
       </w:pPr>
       <w:rPr>
-        <w:rFonts w:asciiTheme="majorHAnsi" w:eastAsiaTheme="majorEastAsia" w:hAnsiTheme="majorHAnsi" w:cstheme="majorBidi"/>
+        <w:rFonts w:ascii="Newsreader Display" w:hAnsi="Newsreader Display" w:cs="Newsreader Display"/>
         <w:b/>
         <w:bCs/>
       </w:rPr>
@@ -3905,7 +3823,7 @@
         <w:spacing w:before="0" w:after="0" w:line="240" w:lineRule="auto"/>
       </w:pPr>
       <w:rPr>
-        <w:rFonts w:asciiTheme="majorHAnsi" w:eastAsiaTheme="majorEastAsia" w:hAnsiTheme="majorHAnsi" w:cstheme="majorBidi"/>
+        <w:rFonts w:ascii="Newsreader Display" w:hAnsi="Newsreader Display" w:cs="Newsreader Display"/>
         <w:b/>
         <w:bCs/>
       </w:rPr>
@@ -3923,14 +3841,14 @@
     </w:tblStylePr>
     <w:tblStylePr w:type="firstCol">
       <w:rPr>
-        <w:rFonts w:asciiTheme="majorHAnsi" w:eastAsiaTheme="majorEastAsia" w:hAnsiTheme="majorHAnsi" w:cstheme="majorBidi"/>
+        <w:rFonts w:ascii="Newsreader Display" w:hAnsi="Newsreader Display" w:cs="Newsreader Display"/>
         <w:b/>
         <w:bCs/>
       </w:rPr>
     </w:tblStylePr>
     <w:tblStylePr w:type="lastCol">
       <w:rPr>
-        <w:rFonts w:asciiTheme="majorHAnsi" w:eastAsiaTheme="majorEastAsia" w:hAnsiTheme="majorHAnsi" w:cstheme="majorBidi"/>
+        <w:rFonts w:ascii="Newsreader Display" w:hAnsi="Newsreader Display" w:cs="Newsreader Display"/>
         <w:b/>
         <w:bCs/>
       </w:rPr>
@@ -5795,7 +5713,7 @@
     </w:tblPr>
     <w:tblStylePr w:type="firstRow">
       <w:rPr>
-        <w:rFonts w:asciiTheme="majorHAnsi" w:eastAsiaTheme="majorEastAsia" w:hAnsiTheme="majorHAnsi" w:cstheme="majorBidi"/>
+        <w:rFonts w:ascii="Newsreader Display" w:hAnsi="Newsreader Display" w:cs="Newsreader Display"/>
       </w:rPr>
       <w:tblPr/>
       <w:tcPr>
@@ -5879,7 +5797,7 @@
     </w:tblPr>
     <w:tblStylePr w:type="firstRow">
       <w:rPr>
-        <w:rFonts w:asciiTheme="majorHAnsi" w:eastAsiaTheme="majorEastAsia" w:hAnsiTheme="majorHAnsi" w:cstheme="majorBidi"/>
+        <w:rFonts w:ascii="Newsreader Display" w:hAnsi="Newsreader Display" w:cs="Newsreader Display"/>
       </w:rPr>
       <w:tblPr/>
       <w:tcPr>
@@ -5963,7 +5881,7 @@
     </w:tblPr>
     <w:tblStylePr w:type="firstRow">
       <w:rPr>
-        <w:rFonts w:asciiTheme="majorHAnsi" w:eastAsiaTheme="majorEastAsia" w:hAnsiTheme="majorHAnsi" w:cstheme="majorBidi"/>
+        <w:rFonts w:ascii="Newsreader Display" w:hAnsi="Newsreader Display" w:cs="Newsreader Display"/>
       </w:rPr>
       <w:tblPr/>
       <w:tcPr>
@@ -6047,7 +5965,7 @@
     </w:tblPr>
     <w:tblStylePr w:type="firstRow">
       <w:rPr>
-        <w:rFonts w:asciiTheme="majorHAnsi" w:eastAsiaTheme="majorEastAsia" w:hAnsiTheme="majorHAnsi" w:cstheme="majorBidi"/>
+        <w:rFonts w:ascii="Newsreader Display" w:hAnsi="Newsreader Display" w:cs="Newsreader Display"/>
       </w:rPr>
       <w:tblPr/>
       <w:tcPr>
@@ -6131,7 +6049,7 @@
     </w:tblPr>
     <w:tblStylePr w:type="firstRow">
       <w:rPr>
-        <w:rFonts w:asciiTheme="majorHAnsi" w:eastAsiaTheme="majorEastAsia" w:hAnsiTheme="majorHAnsi" w:cstheme="majorBidi"/>
+        <w:rFonts w:ascii="Newsreader Display" w:hAnsi="Newsreader Display" w:cs="Newsreader Display"/>
       </w:rPr>
       <w:tblPr/>
       <w:tcPr>
@@ -6215,7 +6133,7 @@
     </w:tblPr>
     <w:tblStylePr w:type="firstRow">
       <w:rPr>
-        <w:rFonts w:asciiTheme="majorHAnsi" w:eastAsiaTheme="majorEastAsia" w:hAnsiTheme="majorHAnsi" w:cstheme="majorBidi"/>
+        <w:rFonts w:ascii="Newsreader Display" w:hAnsi="Newsreader Display" w:cs="Newsreader Display"/>
       </w:rPr>
       <w:tblPr/>
       <w:tcPr>
@@ -6299,7 +6217,7 @@
     </w:tblPr>
     <w:tblStylePr w:type="firstRow">
       <w:rPr>
-        <w:rFonts w:asciiTheme="majorHAnsi" w:eastAsiaTheme="majorEastAsia" w:hAnsiTheme="majorHAnsi" w:cstheme="majorBidi"/>
+        <w:rFonts w:ascii="Newsreader Display" w:hAnsi="Newsreader Display" w:cs="Newsreader Display"/>
       </w:rPr>
       <w:tblPr/>
       <w:tcPr>
@@ -6364,7 +6282,7 @@
       <w:spacing w:after="0" w:line="240" w:lineRule="auto"/>
     </w:pPr>
     <w:rPr>
-      <w:rFonts w:asciiTheme="majorHAnsi" w:eastAsiaTheme="majorEastAsia" w:hAnsiTheme="majorHAnsi" w:cstheme="majorBidi"/>
+      <w:rFonts w:ascii="Newsreader Display" w:hAnsi="Newsreader Display" w:cs="Newsreader Display"/>
       <w:color w:val="000000" w:themeColor="text1"/>
     </w:rPr>
     <w:tblPr>
@@ -6492,7 +6410,7 @@
       <w:spacing w:after="0" w:line="240" w:lineRule="auto"/>
     </w:pPr>
     <w:rPr>
-      <w:rFonts w:asciiTheme="majorHAnsi" w:eastAsiaTheme="majorEastAsia" w:hAnsiTheme="majorHAnsi" w:cstheme="majorBidi"/>
+      <w:rFonts w:ascii="Newsreader Display" w:hAnsi="Newsreader Display" w:cs="Newsreader Display"/>
       <w:color w:val="000000" w:themeColor="text1"/>
     </w:rPr>
     <w:tblPr>
@@ -6620,7 +6538,7 @@
       <w:spacing w:after="0" w:line="240" w:lineRule="auto"/>
     </w:pPr>
     <w:rPr>
-      <w:rFonts w:asciiTheme="majorHAnsi" w:eastAsiaTheme="majorEastAsia" w:hAnsiTheme="majorHAnsi" w:cstheme="majorBidi"/>
+      <w:rFonts w:ascii="Newsreader Display" w:hAnsi="Newsreader Display" w:cs="Newsreader Display"/>
       <w:color w:val="000000" w:themeColor="text1"/>
     </w:rPr>
     <w:tblPr>
@@ -6748,7 +6666,7 @@
       <w:spacing w:after="0" w:line="240" w:lineRule="auto"/>
     </w:pPr>
     <w:rPr>
-      <w:rFonts w:asciiTheme="majorHAnsi" w:eastAsiaTheme="majorEastAsia" w:hAnsiTheme="majorHAnsi" w:cstheme="majorBidi"/>
+      <w:rFonts w:ascii="Newsreader Display" w:hAnsi="Newsreader Display" w:cs="Newsreader Display"/>
       <w:color w:val="000000" w:themeColor="text1"/>
     </w:rPr>
     <w:tblPr>
@@ -6876,7 +6794,7 @@
       <w:spacing w:after="0" w:line="240" w:lineRule="auto"/>
     </w:pPr>
     <w:rPr>
-      <w:rFonts w:asciiTheme="majorHAnsi" w:eastAsiaTheme="majorEastAsia" w:hAnsiTheme="majorHAnsi" w:cstheme="majorBidi"/>
+      <w:rFonts w:ascii="Newsreader Display" w:hAnsi="Newsreader Display" w:cs="Newsreader Display"/>
       <w:color w:val="000000" w:themeColor="text1"/>
     </w:rPr>
     <w:tblPr>
@@ -7004,7 +6922,7 @@
       <w:spacing w:after="0" w:line="240" w:lineRule="auto"/>
     </w:pPr>
     <w:rPr>
-      <w:rFonts w:asciiTheme="majorHAnsi" w:eastAsiaTheme="majorEastAsia" w:hAnsiTheme="majorHAnsi" w:cstheme="majorBidi"/>
+      <w:rFonts w:ascii="Newsreader Display" w:hAnsi="Newsreader Display" w:cs="Newsreader Display"/>
       <w:color w:val="000000" w:themeColor="text1"/>
     </w:rPr>
     <w:tblPr>
@@ -7132,7 +7050,7 @@
       <w:spacing w:after="0" w:line="240" w:lineRule="auto"/>
     </w:pPr>
     <w:rPr>
-      <w:rFonts w:asciiTheme="majorHAnsi" w:eastAsiaTheme="majorEastAsia" w:hAnsiTheme="majorHAnsi" w:cstheme="majorBidi"/>
+      <w:rFonts w:ascii="Newsreader Display" w:hAnsi="Newsreader Display" w:cs="Newsreader Display"/>
       <w:color w:val="000000" w:themeColor="text1"/>
     </w:rPr>
     <w:tblPr>
@@ -7771,7 +7689,7 @@
       <w:spacing w:after="0" w:line="240" w:lineRule="auto"/>
     </w:pPr>
     <w:rPr>
-      <w:rFonts w:asciiTheme="majorHAnsi" w:eastAsiaTheme="majorEastAsia" w:hAnsiTheme="majorHAnsi" w:cstheme="majorBidi"/>
+      <w:rFonts w:ascii="Newsreader Display" w:hAnsi="Newsreader Display" w:cs="Newsreader Display"/>
       <w:color w:val="000000" w:themeColor="text1"/>
     </w:rPr>
     <w:tblPr>
@@ -7896,7 +7814,7 @@
       <w:spacing w:after="0" w:line="240" w:lineRule="auto"/>
     </w:pPr>
     <w:rPr>
-      <w:rFonts w:asciiTheme="majorHAnsi" w:eastAsiaTheme="majorEastAsia" w:hAnsiTheme="majorHAnsi" w:cstheme="majorBidi"/>
+      <w:rFonts w:ascii="Newsreader Display" w:hAnsi="Newsreader Display" w:cs="Newsreader Display"/>
       <w:color w:val="000000" w:themeColor="text1"/>
     </w:rPr>
     <w:tblPr>
@@ -8021,7 +7939,7 @@
       <w:spacing w:after="0" w:line="240" w:lineRule="auto"/>
     </w:pPr>
     <w:rPr>
-      <w:rFonts w:asciiTheme="majorHAnsi" w:eastAsiaTheme="majorEastAsia" w:hAnsiTheme="majorHAnsi" w:cstheme="majorBidi"/>
+      <w:rFonts w:ascii="Newsreader Display" w:hAnsi="Newsreader Display" w:cs="Newsreader Display"/>
       <w:color w:val="000000" w:themeColor="text1"/>
     </w:rPr>
     <w:tblPr>
@@ -8146,7 +8064,7 @@
       <w:spacing w:after="0" w:line="240" w:lineRule="auto"/>
     </w:pPr>
     <w:rPr>
-      <w:rFonts w:asciiTheme="majorHAnsi" w:eastAsiaTheme="majorEastAsia" w:hAnsiTheme="majorHAnsi" w:cstheme="majorBidi"/>
+      <w:rFonts w:ascii="Newsreader Display" w:hAnsi="Newsreader Display" w:cs="Newsreader Display"/>
       <w:color w:val="000000" w:themeColor="text1"/>
     </w:rPr>
     <w:tblPr>
@@ -8271,7 +8189,7 @@
       <w:spacing w:after="0" w:line="240" w:lineRule="auto"/>
     </w:pPr>
     <w:rPr>
-      <w:rFonts w:asciiTheme="majorHAnsi" w:eastAsiaTheme="majorEastAsia" w:hAnsiTheme="majorHAnsi" w:cstheme="majorBidi"/>
+      <w:rFonts w:ascii="Newsreader Display" w:hAnsi="Newsreader Display" w:cs="Newsreader Display"/>
       <w:color w:val="000000" w:themeColor="text1"/>
     </w:rPr>
     <w:tblPr>
@@ -8396,7 +8314,7 @@
       <w:spacing w:after="0" w:line="240" w:lineRule="auto"/>
     </w:pPr>
     <w:rPr>
-      <w:rFonts w:asciiTheme="majorHAnsi" w:eastAsiaTheme="majorEastAsia" w:hAnsiTheme="majorHAnsi" w:cstheme="majorBidi"/>
+      <w:rFonts w:ascii="Newsreader Display" w:hAnsi="Newsreader Display" w:cs="Newsreader Display"/>
       <w:color w:val="000000" w:themeColor="text1"/>
     </w:rPr>
     <w:tblPr>
@@ -8521,7 +8439,7 @@
       <w:spacing w:after="0" w:line="240" w:lineRule="auto"/>
     </w:pPr>
     <w:rPr>
-      <w:rFonts w:asciiTheme="majorHAnsi" w:eastAsiaTheme="majorEastAsia" w:hAnsiTheme="majorHAnsi" w:cstheme="majorBidi"/>
+      <w:rFonts w:ascii="Newsreader Display" w:hAnsi="Newsreader Display" w:cs="Newsreader Display"/>
       <w:color w:val="000000" w:themeColor="text1"/>
     </w:rPr>
     <w:tblPr>
@@ -12436,27 +12354,27 @@
       <w:spacing w:before="0" w:after="80" w:line="288" w:lineRule="auto"/>
     </w:pPr>
     <w:rPr>
-      <w:rFonts w:ascii="Inter" w:hAnsi="Inter" w:cs="Inter" w:eastAsia="Inter"/>
+      <w:rFonts w:ascii="Public Sans" w:hAnsi="Public Sans" w:cs="Public Sans" w:eastAsia="Public Sans"/>
       <w:b/>
       <w:i w:val="0"/>
       <w:caps/>
-      <w:color w:val="9A6510"/>
-      <w:sz w:val="16"/>
-      <w:spacing w:val="32"/>
+      <w:color w:val="8A5A0C"/>
+      <w:sz w:val="15"/>
+      <w:spacing w:val="12"/>
     </w:rPr>
   </w:style>
   <w:style w:type="paragraph" w:customStyle="1" w:styleId="Lead">
     <w:name w:val="Lead"/>
     <w:basedOn w:val="Normal"/>
     <w:pPr>
-      <w:spacing w:before="0" w:after="200" w:line="336" w:lineRule="auto"/>
+      <w:spacing w:before="0" w:after="240" w:line="331" w:lineRule="auto"/>
     </w:pPr>
     <w:rPr>
-      <w:rFonts w:ascii="Source Serif 4" w:hAnsi="Source Serif 4" w:cs="Source Serif 4" w:eastAsia="Source Serif 4"/>
+      <w:rFonts w:ascii="Newsreader Text" w:hAnsi="Newsreader Text" w:cs="Newsreader Text" w:eastAsia="Newsreader Text"/>
       <w:b w:val="0"/>
       <w:i w:val="0"/>
       <w:color w:val="103428"/>
-      <w:sz w:val="25"/>
+      <w:sz w:val="26"/>
     </w:rPr>
   </w:style>
   <w:style w:type="paragraph" w:customStyle="1" w:styleId="Small">
@@ -12466,7 +12384,7 @@
       <w:spacing w:before="0" w:after="40" w:line="300" w:lineRule="auto"/>
     </w:pPr>
     <w:rPr>
-      <w:rFonts w:ascii="Inter" w:hAnsi="Inter" w:cs="Inter" w:eastAsia="Inter"/>
+      <w:rFonts w:ascii="Public Sans" w:hAnsi="Public Sans" w:cs="Public Sans" w:eastAsia="Public Sans"/>
       <w:b w:val="0"/>
       <w:i w:val="0"/>
       <w:color w:val="5F6662"/>
@@ -12480,7 +12398,7 @@
       <w:spacing w:before="20" w:after="20" w:line="276" w:lineRule="auto"/>
     </w:pPr>
     <w:rPr>
-      <w:rFonts w:ascii="Inter" w:hAnsi="Inter" w:cs="Inter" w:eastAsia="Inter"/>
+      <w:rFonts w:ascii="Public Sans" w:hAnsi="Public Sans" w:cs="Public Sans" w:eastAsia="Public Sans"/>
       <w:b w:val="0"/>
       <w:i w:val="0"/>
       <w:color w:val="1B201E"/>
@@ -12494,13 +12412,13 @@
       <w:spacing w:before="40" w:after="40" w:line="264" w:lineRule="auto"/>
     </w:pPr>
     <w:rPr>
-      <w:rFonts w:ascii="Inter" w:hAnsi="Inter" w:cs="Inter" w:eastAsia="Inter"/>
+      <w:rFonts w:ascii="Public Sans" w:hAnsi="Public Sans" w:cs="Public Sans" w:eastAsia="Public Sans"/>
       <w:b/>
       <w:i w:val="0"/>
       <w:caps/>
       <w:color w:val="103428"/>
-      <w:sz w:val="16"/>
-      <w:spacing w:val="12"/>
+      <w:sz w:val="15"/>
+      <w:spacing w:val="10"/>
     </w:rPr>
   </w:style>
 </w:styles>
